--- a/CSC-575-DSA/Assignments/Assignment 3/Assignment 3 Questions-1.docx
+++ b/CSC-575-DSA/Assignments/Assignment 3/Assignment 3 Questions-1.docx
@@ -1658,6 +1658,15 @@
                                         </w:rPr>
                                         <w:t xml:space="preserve">Name: </w:t>
                                       </w:r>
+                                      <w:r>
+                                        <w:rPr>
+                                          <w:rFonts w:ascii="Times New Roman" w:hAnsi="Times New Roman" w:cs="Times New Roman"/>
+                                          <w:color w:val="996633"/>
+                                          <w:sz w:val="32"/>
+                                          <w:szCs w:val="32"/>
+                                        </w:rPr>
+                                        <w:t>Bradley Moore</w:t>
+                                      </w:r>
                                     </w:p>
                                     <w:p>
                                       <w:pPr>
@@ -1688,6 +1697,15 @@
                                           <w:szCs w:val="32"/>
                                         </w:rPr>
                                         <w:t xml:space="preserve">CRN: </w:t>
+                                      </w:r>
+                                      <w:r>
+                                        <w:rPr>
+                                          <w:rFonts w:ascii="Times New Roman" w:hAnsi="Times New Roman" w:cs="Times New Roman"/>
+                                          <w:color w:val="996633"/>
+                                          <w:sz w:val="32"/>
+                                          <w:szCs w:val="32"/>
+                                        </w:rPr>
+                                        <w:t>CSC 575</w:t>
                                       </w:r>
                                     </w:p>
                                   </w:tc>
@@ -1735,6 +1753,15 @@
                                           <w:szCs w:val="32"/>
                                         </w:rPr>
                                         <w:t xml:space="preserve">ID: </w:t>
+                                      </w:r>
+                                      <w:r>
+                                        <w:rPr>
+                                          <w:rFonts w:ascii="Times New Roman" w:hAnsi="Times New Roman" w:cs="Times New Roman"/>
+                                          <w:color w:val="996633"/>
+                                          <w:sz w:val="32"/>
+                                          <w:szCs w:val="32"/>
+                                        </w:rPr>
+                                        <w:t>35737785</w:t>
                                       </w:r>
                                     </w:p>
                                     <w:p>
@@ -1927,6 +1954,15 @@
                                   </w:rPr>
                                   <w:t xml:space="preserve">Name: </w:t>
                                 </w:r>
+                                <w:r>
+                                  <w:rPr>
+                                    <w:rFonts w:ascii="Times New Roman" w:hAnsi="Times New Roman" w:cs="Times New Roman"/>
+                                    <w:color w:val="996633"/>
+                                    <w:sz w:val="32"/>
+                                    <w:szCs w:val="32"/>
+                                  </w:rPr>
+                                  <w:t>Bradley Moore</w:t>
+                                </w:r>
                               </w:p>
                               <w:p>
                                 <w:pPr>
@@ -1957,6 +1993,15 @@
                                     <w:szCs w:val="32"/>
                                   </w:rPr>
                                   <w:t xml:space="preserve">CRN: </w:t>
+                                </w:r>
+                                <w:r>
+                                  <w:rPr>
+                                    <w:rFonts w:ascii="Times New Roman" w:hAnsi="Times New Roman" w:cs="Times New Roman"/>
+                                    <w:color w:val="996633"/>
+                                    <w:sz w:val="32"/>
+                                    <w:szCs w:val="32"/>
+                                  </w:rPr>
+                                  <w:t>CSC 575</w:t>
                                 </w:r>
                               </w:p>
                             </w:tc>
@@ -2004,6 +2049,15 @@
                                     <w:szCs w:val="32"/>
                                   </w:rPr>
                                   <w:t xml:space="preserve">ID: </w:t>
+                                </w:r>
+                                <w:r>
+                                  <w:rPr>
+                                    <w:rFonts w:ascii="Times New Roman" w:hAnsi="Times New Roman" w:cs="Times New Roman"/>
+                                    <w:color w:val="996633"/>
+                                    <w:sz w:val="32"/>
+                                    <w:szCs w:val="32"/>
+                                  </w:rPr>
+                                  <w:t>35737785</w:t>
                                 </w:r>
                               </w:p>
                               <w:p>
@@ -5031,6 +5085,9 @@
       <w:pPr>
         <w:pStyle w:val="NormalWeb"/>
         <w:ind w:left="-993"/>
+        <w:rPr>
+          <w:lang w:val="en-US"/>
+        </w:rPr>
       </w:pPr>
     </w:p>
     <w:p>
@@ -5050,11 +5107,54 @@
         <w:pStyle w:val="NormalWeb"/>
         <w:ind w:left="-993"/>
       </w:pPr>
-      <w:r>
+    </w:p>
+    <w:p>
+      <w:pPr>
+        <w:pStyle w:val="NormalWeb"/>
+        <w:ind w:left="-993"/>
+      </w:pPr>
+      <w:r>
+        <w:lastRenderedPageBreak/>
         <w:t>b)</w:t>
       </w:r>
       <w:r>
         <w:t xml:space="preserve"> What is the time complexity of the Merge Sort algorithm?</w:t>
+      </w:r>
+    </w:p>
+    <w:p>
+      <w:pPr>
+        <w:pStyle w:val="NormalWeb"/>
+        <w:ind w:left="-993"/>
+      </w:pPr>
+      <w:r>
+        <w:t>When breaking the list in half until we get to single items the time complexity is O(log n)</w:t>
+      </w:r>
+    </w:p>
+    <w:p>
+      <w:pPr>
+        <w:pStyle w:val="NormalWeb"/>
+        <w:ind w:left="-993"/>
+      </w:pPr>
+      <w:r>
+        <w:t xml:space="preserve">When combining each item we have to loop through each one once causing </w:t>
+      </w:r>
+      <w:r>
+        <w:t>O(n) complexity</w:t>
+      </w:r>
+    </w:p>
+    <w:p>
+      <w:pPr>
+        <w:pStyle w:val="NormalWeb"/>
+        <w:ind w:left="-993"/>
+      </w:pPr>
+      <w:r>
+        <w:t xml:space="preserve">When these two operations are combined with each other we get O(n log n) </w:t>
+      </w:r>
+      <w:r>
+        <w:t xml:space="preserve">time </w:t>
+      </w:r>
+      <w:r>
+        <w:t>complexity.</w:t>
       </w:r>
     </w:p>
     <w:p>
@@ -10210,6 +10310,7 @@
     <w:rsid w:val="001A78F8"/>
     <w:rsid w:val="002577A3"/>
     <w:rsid w:val="00281996"/>
+    <w:rsid w:val="002C60CF"/>
     <w:rsid w:val="00324ACF"/>
     <w:rsid w:val="00356A75"/>
     <w:rsid w:val="00357A0F"/>
@@ -10262,7 +10363,6 @@
     <w:rsid w:val="00E27405"/>
     <w:rsid w:val="00E50853"/>
     <w:rsid w:val="00E552F8"/>
-    <w:rsid w:val="00E6350D"/>
     <w:rsid w:val="00FA097F"/>
     <w:rsid w:val="00FC616D"/>
   </w:rsids>
